--- a/gin_react_Chatroom.docx
+++ b/gin_react_Chatroom.docx
@@ -696,7 +696,7 @@
         <w:rPr>
           <w:rtl w:val="0"/>
         </w:rPr>
-        <w:t>yum update -y  # CentOS</w:t>
+        <w:t>sudo yum update -y  # CentOS</w:t>
       </w:r>
     </w:p>
     <w:p>
@@ -738,7 +738,7 @@
         <w:rPr>
           <w:rtl w:val="0"/>
         </w:rPr>
-        <w:t>yum install golang -y</w:t>
+        <w:t>sudo yum install golang -y</w:t>
       </w:r>
     </w:p>
     <w:p>
@@ -768,7 +768,7 @@
         <w:rPr>
           <w:rtl w:val="0"/>
         </w:rPr>
-        <w:t>yum install git -y</w:t>
+        <w:t>sudo yum install git -y</w:t>
       </w:r>
     </w:p>
     <w:p>
@@ -798,6 +798,36 @@
         <w:rPr>
           <w:rtl w:val="0"/>
         </w:rPr>
+        <w:t>sudo rpm --import https://repo.mysql.com/RPM-GPG-KEY-mysql</w:t>
+      </w:r>
+    </w:p>
+    <w:p>
+      <w:pPr>
+        <w:pStyle w:val="shimo normal"/>
+        <w:spacing w:line="240"/>
+      </w:pPr>
+    </w:p>
+    <w:p>
+      <w:pPr>
+        <w:pStyle w:val="shimo normal"/>
+        <w:spacing w:line="240"/>
+      </w:pPr>
+      <w:r>
+        <w:rPr>
+          <w:rtl w:val="0"/>
+        </w:rPr>
+        <w:t>sudo</w:t>
+      </w:r>
+      <w:r>
+        <w:rPr>
+          <w:rtl w:val="0"/>
+        </w:rPr>
+        <w:t> </w:t>
+      </w:r>
+      <w:r>
+        <w:rPr>
+          <w:rtl w:val="0"/>
+        </w:rPr>
         <w:t>yum install mysql-server -y</w:t>
       </w:r>
     </w:p>
@@ -816,6 +846,42 @@
         <w:rPr>
           <w:rtl w:val="0"/>
         </w:rPr>
+        <w:t>sudo yum install mysql-server -y || sudo dnf install mysql-server -y</w:t>
+      </w:r>
+    </w:p>
+    <w:p>
+      <w:pPr>
+        <w:pStyle w:val="shimo normal"/>
+        <w:spacing w:line="240"/>
+      </w:pPr>
+    </w:p>
+    <w:p>
+      <w:pPr>
+        <w:pStyle w:val="shimo normal"/>
+        <w:spacing w:line="240"/>
+      </w:pPr>
+      <w:r>
+        <w:rPr>
+          <w:rtl w:val="0"/>
+        </w:rPr>
+        <w:t>sudo systemctl start mysqld</w:t>
+      </w:r>
+    </w:p>
+    <w:p>
+      <w:pPr>
+        <w:pStyle w:val="shimo normal"/>
+        <w:spacing w:line="240"/>
+      </w:pPr>
+    </w:p>
+    <w:p>
+      <w:pPr>
+        <w:pStyle w:val="shimo normal"/>
+        <w:spacing w:line="240"/>
+      </w:pPr>
+      <w:r>
+        <w:rPr>
+          <w:rtl w:val="0"/>
+        </w:rPr>
         <w:t> scp -r Desktop/Chatroom_demo/back spark@192.168.40.132:/home/spark/</w:t>
       </w:r>
     </w:p>
@@ -930,7 +996,7 @@
         <w:rPr>
           <w:rtl w:val="0"/>
         </w:rPr>
-        <w:t>CREATE USER IF NOT EXISTS 'go_user'@'%' IDENTIFIED BY 'your_password_here';</w:t>
+        <w:t>CREATE USER IF NOT EXISTS 'go_user'@'%' IDENTIFIED BY 'Db_user@123';</w:t>
       </w:r>
     </w:p>
     <w:p>
@@ -1064,12 +1130,12 @@
         <w:pStyle w:val="shimo normal"/>
         <w:spacing w:line="240"/>
       </w:pPr>
-    </w:p>
-    <w:p>
-      <w:pPr>
-        <w:pStyle w:val="shimo normal"/>
-        <w:spacing w:line="240"/>
-      </w:pPr>
+      <w:r>
+        <w:rPr>
+          <w:rtl w:val="0"/>
+        </w:rPr>
+        <w:t>前端配置地址</w:t>
+      </w:r>
     </w:p>
     <w:p>
       <w:pPr>
@@ -1082,8 +1148,8 @@
         </w:rPr>
         <w:drawing>
           <wp:inline>
-            <wp:extent cx="5029200" cy="2250606"/>
-            <wp:docPr id="165" name="Drawing 3"/>
+            <wp:extent cx="5029200" cy="875228"/>
+            <wp:docPr id="176" name="Drawing 3"/>
             <a:graphic xmlns:a="http://schemas.openxmlformats.org/drawingml/2006/main">
               <a:graphicData uri="http://schemas.openxmlformats.org/drawingml/2006/picture">
                 <pic:pic xmlns:pic="http://schemas.openxmlformats.org/drawingml/2006/picture">
@@ -1099,7 +1165,7 @@
                   </pic:blipFill>
                   <pic:spPr>
                     <a:xfrm>
-                      <a:ext cx="5029200" cy="2250606"/>
+                      <a:ext cx="5029200" cy="875228"/>
                     </a:xfrm>
                     <a:prstGeom prst="rect"/>
                   </pic:spPr>
@@ -1125,6 +1191,36 @@
         <w:rPr>
           <w:rtl w:val="0"/>
         </w:rPr>
+        <w:t>服务器防火墙放行端口3000</w:t>
+      </w:r>
+    </w:p>
+    <w:p>
+      <w:pPr>
+        <w:pStyle w:val="shimo normal"/>
+        <w:spacing w:line="240"/>
+      </w:pPr>
+      <w:r>
+        <w:rPr>
+          <w:rtl w:val="0"/>
+        </w:rPr>
+        <w:t>前端访问后端地址为公网地址</w:t>
+      </w:r>
+    </w:p>
+    <w:p>
+      <w:pPr>
+        <w:pStyle w:val="shimo normal"/>
+        <w:spacing w:line="240"/>
+      </w:pPr>
+    </w:p>
+    <w:p>
+      <w:pPr>
+        <w:pStyle w:val="shimo normal"/>
+        <w:spacing w:line="240"/>
+      </w:pPr>
+      <w:r>
+        <w:rPr>
+          <w:rtl w:val="0"/>
+        </w:rPr>
         <w:t>后端请求</w:t>
       </w:r>
     </w:p>
@@ -1140,7 +1236,7 @@
         <w:drawing>
           <wp:inline>
             <wp:extent cx="5029200" cy="360174"/>
-            <wp:docPr id="170" name="Drawing 4"/>
+            <wp:docPr id="186" name="Drawing 4"/>
             <a:graphic xmlns:a="http://schemas.openxmlformats.org/drawingml/2006/main">
               <a:graphicData uri="http://schemas.openxmlformats.org/drawingml/2006/picture">
                 <pic:pic xmlns:pic="http://schemas.openxmlformats.org/drawingml/2006/picture">
@@ -1199,7 +1295,7 @@
         <w:drawing>
           <wp:inline>
             <wp:extent cx="5029200" cy="323093"/>
-            <wp:docPr id="175" name="Drawing 5"/>
+            <wp:docPr id="191" name="Drawing 5"/>
             <a:graphic xmlns:a="http://schemas.openxmlformats.org/drawingml/2006/main">
               <a:graphicData uri="http://schemas.openxmlformats.org/drawingml/2006/picture">
                 <pic:pic xmlns:pic="http://schemas.openxmlformats.org/drawingml/2006/picture">
@@ -1454,7 +1550,7 @@
         <w:drawing>
           <wp:inline>
             <wp:extent cx="5029200" cy="2958137"/>
-            <wp:docPr id="213" name="Drawing 6"/>
+            <wp:docPr id="229" name="Drawing 6"/>
             <a:graphic xmlns:a="http://schemas.openxmlformats.org/drawingml/2006/main">
               <a:graphicData uri="http://schemas.openxmlformats.org/drawingml/2006/picture">
                 <pic:pic xmlns:pic="http://schemas.openxmlformats.org/drawingml/2006/picture">
@@ -1519,15 +1615,183 @@
     </w:p>
     <w:p>
       <w:pPr>
-        <w:pStyle w:val="shimo normal"/>
-        <w:spacing w:line="240"/>
-      </w:pPr>
-    </w:p>
-    <w:p>
-      <w:pPr>
-        <w:pStyle w:val="shimo normal"/>
-        <w:spacing w:line="240"/>
-      </w:pPr>
+        <w:pStyle w:val="shimo heading 1"/>
+        <w:spacing w:line="240"/>
+      </w:pPr>
+      <w:r>
+        <w:rPr>
+          <w:rtl w:val="0"/>
+        </w:rPr>
+        <w:t>v0</w:t>
+      </w:r>
+    </w:p>
+    <w:p>
+      <w:pPr>
+        <w:pStyle w:val="shimo normal"/>
+        <w:spacing w:line="240"/>
+      </w:pPr>
+      <w:r>
+        <w:rPr>
+          <w:rtl w:val="0"/>
+        </w:rPr>
+        <w:drawing>
+          <wp:inline>
+            <wp:extent cx="5029200" cy="2250606"/>
+            <wp:docPr id="239" name="Drawing 7"/>
+            <a:graphic xmlns:a="http://schemas.openxmlformats.org/drawingml/2006/main">
+              <a:graphicData uri="http://schemas.openxmlformats.org/drawingml/2006/picture">
+                <pic:pic xmlns:pic="http://schemas.openxmlformats.org/drawingml/2006/picture">
+                  <pic:nvPicPr>
+                    <pic:cNvPr id="0" name=""/>
+                    <pic:cNvPicPr/>
+                  </pic:nvPicPr>
+                  <pic:blipFill xmlns:r="http://schemas.openxmlformats.org/officeDocument/2006/relationships">
+                    <a:blip r:embed="rId9"/>
+                    <a:stretch>
+                      <a:fillRect/>
+                    </a:stretch>
+                  </pic:blipFill>
+                  <pic:spPr>
+                    <a:xfrm>
+                      <a:ext cx="5029200" cy="2250606"/>
+                    </a:xfrm>
+                    <a:prstGeom prst="rect"/>
+                  </pic:spPr>
+                </pic:pic>
+              </a:graphicData>
+            </a:graphic>
+          </wp:inline>
+        </w:drawing>
+      </w:r>
+    </w:p>
+    <w:p>
+      <w:pPr>
+        <w:pStyle w:val="shimo normal"/>
+        <w:spacing w:line="240"/>
+      </w:pPr>
+    </w:p>
+    <w:p>
+      <w:pPr>
+        <w:pStyle w:val="shimo normal"/>
+        <w:spacing w:line="240"/>
+      </w:pPr>
+    </w:p>
+    <w:p>
+      <w:pPr>
+        <w:pStyle w:val="shimo heading 1"/>
+        <w:spacing w:line="240"/>
+      </w:pPr>
+      <w:r>
+        <w:rPr>
+          <w:rtl w:val="0"/>
+        </w:rPr>
+        <w:t>v1</w:t>
+      </w:r>
+    </w:p>
+    <w:p>
+      <w:pPr>
+        <w:pStyle w:val="shimo normal"/>
+        <w:spacing w:line="240"/>
+      </w:pPr>
+      <w:r>
+        <w:rPr>
+          <w:rtl w:val="0"/>
+        </w:rPr>
+        <w:t>加入ai功能</w:t>
+      </w:r>
+    </w:p>
+    <w:p>
+      <w:pPr>
+        <w:pStyle w:val="shimo normal"/>
+        <w:spacing w:line="240"/>
+      </w:pPr>
+      <w:r>
+        <w:rPr>
+          <w:rtl w:val="0"/>
+        </w:rPr>
+        <w:drawing>
+          <wp:inline>
+            <wp:extent cx="5029200" cy="1692675"/>
+            <wp:docPr id="247" name="Drawing 8"/>
+            <a:graphic xmlns:a="http://schemas.openxmlformats.org/drawingml/2006/main">
+              <a:graphicData uri="http://schemas.openxmlformats.org/drawingml/2006/picture">
+                <pic:pic xmlns:pic="http://schemas.openxmlformats.org/drawingml/2006/picture">
+                  <pic:nvPicPr>
+                    <pic:cNvPr id="0" name=""/>
+                    <pic:cNvPicPr/>
+                  </pic:nvPicPr>
+                  <pic:blipFill xmlns:r="http://schemas.openxmlformats.org/officeDocument/2006/relationships">
+                    <a:blip r:embed="rId10"/>
+                    <a:stretch>
+                      <a:fillRect/>
+                    </a:stretch>
+                  </pic:blipFill>
+                  <pic:spPr>
+                    <a:xfrm>
+                      <a:ext cx="5029200" cy="1692675"/>
+                    </a:xfrm>
+                    <a:prstGeom prst="rect"/>
+                  </pic:spPr>
+                </pic:pic>
+              </a:graphicData>
+            </a:graphic>
+          </wp:inline>
+        </w:drawing>
+      </w:r>
+    </w:p>
+    <w:p>
+      <w:pPr>
+        <w:pStyle w:val="shimo heading 1"/>
+        <w:spacing w:line="240"/>
+      </w:pPr>
+    </w:p>
+    <w:p>
+      <w:pPr>
+        <w:pStyle w:val="shimo normal"/>
+        <w:spacing w:line="240"/>
+      </w:pPr>
+      <w:r>
+        <w:rPr>
+          <w:rtl w:val="0"/>
+        </w:rPr>
+        <w:t>耗时5小时</w:t>
+      </w:r>
+    </w:p>
+    <w:p>
+      <w:pPr>
+        <w:pStyle w:val="shimo normal"/>
+        <w:spacing w:line="240"/>
+      </w:pPr>
+      <w:r>
+        <w:rPr>
+          <w:rtl w:val="0"/>
+        </w:rPr>
+        <w:t>主要问题是后端api调用上，刚开始获取环境变量api，后面换用config，解决了api密钥不更新问题，然后是结构化输出数据给前端，前端添加ai助手功能。</w:t>
+      </w:r>
+    </w:p>
+    <w:p>
+      <w:pPr>
+        <w:pStyle w:val="shimo normal"/>
+        <w:spacing w:line="240"/>
+      </w:pPr>
+    </w:p>
+    <w:p>
+      <w:pPr>
+        <w:pStyle w:val="shimo normal"/>
+        <w:spacing w:line="240"/>
+      </w:pPr>
+    </w:p>
+    <w:p>
+      <w:pPr>
+        <w:pStyle w:val="shimo heading 1"/>
+        <w:spacing w:line="240"/>
+      </w:pPr>
+      <w:r>
+        <w:rPr>
+          <w:rtl w:val="0"/>
+        </w:rPr>
+        <w:t>github上传</w:t>
+      </w:r>
     </w:p>
     <w:p>
       <w:pPr>
@@ -1798,7 +2062,7 @@
         </w:rPr>
         <w:t>git remote add origin </w:t>
       </w:r>
-      <w:hyperlink r:id="rId9">
+      <w:hyperlink r:id="rId11">
         <w:r>
           <w:rPr>
             <w:color w:val="0000ff"/>
